--- a/Metodologia.docx
+++ b/Metodologia.docx
@@ -50,6 +50,15 @@
     <w:p>
       <w:pPr>
         <w:pStyle w:val="NoSpacing"/>
+        <w:rPr>
+          <w:rFonts w:ascii="Arial" w:hAnsi="Arial" w:cs="Arial"/>
+          <w:lang w:val="es-PE"/>
+        </w:rPr>
+      </w:pPr>
+    </w:p>
+    <w:p>
+      <w:pPr>
+        <w:pStyle w:val="NoSpacing"/>
         <w:numPr>
           <w:ilvl w:val="0"/>
           <w:numId w:val="1"/>
@@ -433,6 +442,23 @@
           <w:rFonts w:ascii="Arial" w:hAnsi="Arial" w:cs="Arial"/>
           <w:lang w:val="es-PE"/>
         </w:rPr>
+        <w:t>Preguntas: Cuales son las orientaciones óptimas? Cual es el método más efectivo?</w:t>
+      </w:r>
+    </w:p>
+    <w:p>
+      <w:pPr>
+        <w:pStyle w:val="NoSpacing"/>
+        <w:ind w:left="720"/>
+        <w:rPr>
+          <w:rFonts w:ascii="Arial" w:hAnsi="Arial" w:cs="Arial"/>
+          <w:lang w:val="es-PE"/>
+        </w:rPr>
+      </w:pPr>
+      <w:r>
+        <w:rPr>
+          <w:rFonts w:ascii="Arial" w:hAnsi="Arial" w:cs="Arial"/>
+          <w:lang w:val="es-PE"/>
+        </w:rPr>
         <w:t>Grafica: Figura de barras comparativas. Eje vertical: RMS. Eje horizontal: n. Leyenda: LS, WLS.</w:t>
       </w:r>
     </w:p>
@@ -572,7 +598,35 @@
           <w:rFonts w:ascii="Arial" w:hAnsi="Arial" w:cs="Arial"/>
           <w:lang w:val="es-PE"/>
         </w:rPr>
-        <w:t>Evaluación: RMS de la propuesta optimizada.</w:t>
+        <w:t>Preguntas</w:t>
+      </w:r>
+      <w:r>
+        <w:rPr>
+          <w:rFonts w:ascii="Arial" w:hAnsi="Arial" w:cs="Arial"/>
+          <w:lang w:val="es-PE"/>
+        </w:rPr>
+        <w:t>: RMS de la propuesta optimizada</w:t>
+      </w:r>
+      <w:r>
+        <w:rPr>
+          <w:rFonts w:ascii="Arial" w:hAnsi="Arial" w:cs="Arial"/>
+          <w:lang w:val="es-PE"/>
+        </w:rPr>
+        <w:t xml:space="preserve"> se degrada?</w:t>
+      </w:r>
+      <w:r>
+        <w:rPr>
+          <w:rFonts w:ascii="Arial" w:hAnsi="Arial" w:cs="Arial"/>
+          <w:lang w:val="es-PE"/>
+        </w:rPr>
+        <w:t>.</w:t>
+      </w:r>
+      <w:r>
+        <w:rPr>
+          <w:rFonts w:ascii="Arial" w:hAnsi="Arial" w:cs="Arial"/>
+          <w:lang w:val="es-PE"/>
+        </w:rPr>
+        <w:t xml:space="preserve"> Cambios en las orientaciones óptimas?</w:t>
       </w:r>
     </w:p>
     <w:p>
@@ -626,6 +680,130 @@
     <w:p>
       <w:pPr>
         <w:pStyle w:val="NoSpacing"/>
+        <w:ind w:left="720"/>
+        <w:rPr>
+          <w:rFonts w:ascii="Arial" w:hAnsi="Arial" w:cs="Arial"/>
+          <w:lang w:val="es-PE"/>
+        </w:rPr>
+      </w:pPr>
+      <w:r>
+        <w:rPr>
+          <w:rFonts w:ascii="Arial" w:hAnsi="Arial" w:cs="Arial"/>
+          <w:b/>
+          <w:bCs/>
+          <w:lang w:val="es-PE"/>
+        </w:rPr>
+        <w:t>Resultados</w:t>
+      </w:r>
+      <w:r>
+        <w:rPr>
+          <w:rFonts w:ascii="Arial" w:hAnsi="Arial" w:cs="Arial"/>
+          <w:lang w:val="es-PE"/>
+        </w:rPr>
+        <w:t>:</w:t>
+      </w:r>
+    </w:p>
+    <w:p>
+      <w:pPr>
+        <w:pStyle w:val="NoSpacing"/>
+        <w:ind w:left="720"/>
+        <w:rPr>
+          <w:rFonts w:ascii="Arial" w:hAnsi="Arial" w:cs="Arial"/>
+          <w:lang w:val="es-PE"/>
+        </w:rPr>
+      </w:pPr>
+      <w:r>
+        <w:rPr>
+          <w:rFonts w:ascii="Arial" w:hAnsi="Arial" w:cs="Arial"/>
+          <w:lang w:val="es-PE"/>
+        </w:rPr>
+        <w:t>Método de estimación general para n=3,4, …</w:t>
+      </w:r>
+    </w:p>
+    <w:p>
+      <w:pPr>
+        <w:pStyle w:val="NoSpacing"/>
+        <w:ind w:left="720"/>
+        <w:rPr>
+          <w:rFonts w:ascii="Arial" w:hAnsi="Arial" w:cs="Arial"/>
+          <w:lang w:val="es-PE"/>
+        </w:rPr>
+      </w:pPr>
+      <w:r>
+        <w:rPr>
+          <w:rFonts w:ascii="Arial" w:hAnsi="Arial" w:cs="Arial"/>
+          <w:lang w:val="es-PE"/>
+        </w:rPr>
+        <w:t>Las mejores orientaciones para cada valor de n</w:t>
+      </w:r>
+      <w:r>
+        <w:rPr>
+          <w:rFonts w:ascii="Arial" w:hAnsi="Arial" w:cs="Arial"/>
+          <w:lang w:val="es-PE"/>
+        </w:rPr>
+        <w:t>. (Nota: este es el punto de partida para la siguiente etapa)</w:t>
+      </w:r>
+    </w:p>
+    <w:p>
+      <w:pPr>
+        <w:pStyle w:val="NoSpacing"/>
+        <w:ind w:left="720"/>
+        <w:rPr>
+          <w:rFonts w:ascii="Arial" w:hAnsi="Arial" w:cs="Arial"/>
+          <w:lang w:val="es-PE"/>
+        </w:rPr>
+      </w:pPr>
+      <w:r>
+        <w:rPr>
+          <w:rFonts w:ascii="Arial" w:hAnsi="Arial" w:cs="Arial"/>
+          <w:lang w:val="es-PE"/>
+        </w:rPr>
+        <w:t>Espectativas teóricas de los valores de RMS</w:t>
+      </w:r>
+    </w:p>
+    <w:p>
+      <w:pPr>
+        <w:pStyle w:val="NoSpacing"/>
+        <w:ind w:left="720"/>
+        <w:rPr>
+          <w:rFonts w:ascii="Arial" w:hAnsi="Arial" w:cs="Arial"/>
+          <w:lang w:val="es-PE"/>
+        </w:rPr>
+      </w:pPr>
+    </w:p>
+    <w:p>
+      <w:pPr>
+        <w:pStyle w:val="NoSpacing"/>
+        <w:numPr>
+          <w:ilvl w:val="0"/>
+          <w:numId w:val="1"/>
+        </w:numPr>
+        <w:rPr>
+          <w:rFonts w:ascii="Arial" w:hAnsi="Arial" w:cs="Arial"/>
+          <w:lang w:val="es-PE"/>
+        </w:rPr>
+      </w:pPr>
+      <w:r>
+        <w:rPr>
+          <w:rFonts w:ascii="Arial" w:hAnsi="Arial" w:cs="Arial"/>
+          <w:lang w:val="es-PE"/>
+        </w:rPr>
+        <w:t>Machine Learning</w:t>
+      </w:r>
+    </w:p>
+    <w:p>
+      <w:pPr>
+        <w:pStyle w:val="NoSpacing"/>
+        <w:ind w:left="720"/>
+        <w:rPr>
+          <w:rFonts w:ascii="Arial" w:hAnsi="Arial" w:cs="Arial"/>
+          <w:lang w:val="es-PE"/>
+        </w:rPr>
+      </w:pPr>
+    </w:p>
+    <w:p>
+      <w:pPr>
+        <w:pStyle w:val="NoSpacing"/>
         <w:rPr>
           <w:rFonts w:ascii="Arial" w:hAnsi="Arial" w:cs="Arial"/>
           <w:lang w:val="es-PE"/>
@@ -637,6 +815,36 @@
           <w:lang w:val="es-PE"/>
         </w:rPr>
         <w:tab/>
+      </w:r>
+    </w:p>
+    <w:p>
+      <w:pPr>
+        <w:pStyle w:val="NoSpacing"/>
+        <w:rPr>
+          <w:rFonts w:ascii="Arial" w:hAnsi="Arial" w:cs="Arial"/>
+          <w:lang w:val="es-PE"/>
+        </w:rPr>
+      </w:pPr>
+      <w:r>
+        <w:rPr>
+          <w:rFonts w:ascii="Arial" w:hAnsi="Arial" w:cs="Arial"/>
+          <w:lang w:val="es-PE"/>
+        </w:rPr>
+        <w:t xml:space="preserve">En un escenario </w:t>
+      </w:r>
+      <w:r>
+        <w:rPr>
+          <w:rFonts w:ascii="Arial" w:hAnsi="Arial" w:cs="Arial"/>
+          <w:lang w:val="es-PE"/>
+        </w:rPr>
+        <w:t>3</w:t>
+      </w:r>
+      <w:r>
+        <w:rPr>
+          <w:rFonts w:ascii="Arial" w:hAnsi="Arial" w:cs="Arial"/>
+          <w:lang w:val="es-PE"/>
+        </w:rPr>
+        <w:t>D</w:t>
       </w:r>
     </w:p>
     <w:p>
